--- a/TinhXoiCau/Xoi_CauPhuKieng.docx
+++ b/TinhXoiCau/Xoi_CauPhuKieng.docx
@@ -2177,7 +2177,7 @@
               <a:graphicData uri="http://schemas.openxmlformats.org/drawingml/2006/picture">
                 <pic:pic>
                   <pic:nvPicPr>
-                    <pic:cNvPr id="0" name="tmpfz3owgaz.png"/>
+                    <pic:cNvPr id="0" name="tmpee2fi75_.png"/>
                     <pic:cNvPicPr/>
                   </pic:nvPicPr>
                   <pic:blipFill>
@@ -10505,7 +10505,7 @@
               <a:graphicData uri="http://schemas.openxmlformats.org/drawingml/2006/picture">
                 <pic:pic>
                   <pic:nvPicPr>
-                    <pic:cNvPr id="0" name="tmpbzrug5xy.png"/>
+                    <pic:cNvPr id="0" name="tmpqyiv274d.png"/>
                     <pic:cNvPicPr/>
                   </pic:nvPicPr>
                   <pic:blipFill>
@@ -10784,7 +10784,7 @@
               <a:graphicData uri="http://schemas.openxmlformats.org/drawingml/2006/picture">
                 <pic:pic>
                   <pic:nvPicPr>
-                    <pic:cNvPr id="0" name="tmpzu832y0b.png"/>
+                    <pic:cNvPr id="0" name="tmp1s_fsxyr.png"/>
                     <pic:cNvPicPr/>
                   </pic:nvPicPr>
                   <pic:blipFill>
@@ -10826,7 +10826,7 @@
               <a:graphicData uri="http://schemas.openxmlformats.org/drawingml/2006/picture">
                 <pic:pic>
                   <pic:nvPicPr>
-                    <pic:cNvPr id="0" name="tmp44f44fiy.png"/>
+                    <pic:cNvPr id="0" name="tmpfpl1_8kr.png"/>
                     <pic:cNvPicPr/>
                   </pic:nvPicPr>
                   <pic:blipFill>
@@ -11490,7 +11490,7 @@
               <a:graphicData uri="http://schemas.openxmlformats.org/drawingml/2006/picture">
                 <pic:pic>
                   <pic:nvPicPr>
-                    <pic:cNvPr id="0" name="tmp7u637l3x.png"/>
+                    <pic:cNvPr id="0" name="tmpnbgepuo5.png"/>
                     <pic:cNvPicPr/>
                   </pic:nvPicPr>
                   <pic:blipFill>
@@ -11532,7 +11532,7 @@
               <a:graphicData uri="http://schemas.openxmlformats.org/drawingml/2006/picture">
                 <pic:pic>
                   <pic:nvPicPr>
-                    <pic:cNvPr id="0" name="tmpqzicxy69.png"/>
+                    <pic:cNvPr id="0" name="tmpuoz1vomj.png"/>
                     <pic:cNvPicPr/>
                   </pic:nvPicPr>
                   <pic:blipFill>
@@ -11846,7 +11846,7 @@
               <a:graphicData uri="http://schemas.openxmlformats.org/drawingml/2006/picture">
                 <pic:pic>
                   <pic:nvPicPr>
-                    <pic:cNvPr id="0" name="tmpuzuulznd.png"/>
+                    <pic:cNvPr id="0" name="tmp5j4mgxlp.png"/>
                     <pic:cNvPicPr/>
                   </pic:nvPicPr>
                   <pic:blipFill>
@@ -12340,7 +12340,7 @@
               <a:graphicData uri="http://schemas.openxmlformats.org/drawingml/2006/picture">
                 <pic:pic>
                   <pic:nvPicPr>
-                    <pic:cNvPr id="0" name="tmphllblos6.png"/>
+                    <pic:cNvPr id="0" name="tmpj8uvarq2.png"/>
                     <pic:cNvPicPr/>
                   </pic:nvPicPr>
                   <pic:blipFill>
@@ -17305,7 +17305,7 @@
               <a:graphicData uri="http://schemas.openxmlformats.org/drawingml/2006/picture">
                 <pic:pic>
                   <pic:nvPicPr>
-                    <pic:cNvPr id="0" name="tmpd6us49pt.png"/>
+                    <pic:cNvPr id="0" name="tmpkxm4t67y.png"/>
                     <pic:cNvPicPr/>
                   </pic:nvPicPr>
                   <pic:blipFill>
